--- a/KURIKULUM2026_REVISI/DOCX/017_AUDIT_FORENSIK_ZERO_REDUNDANCY_DAN_ZERO_GAP.docx
+++ b/KURIKULUM2026_REVISI/DOCX/017_AUDIT_FORENSIK_ZERO_REDUNDANCY_DAN_ZERO_GAP.docx
@@ -54,9 +54,9 @@
       <w:r>
         <w:rPr>
           <w:color w:val="C8D2E1"/>
-          <w:sz w:val="16"/>
+          <w:sz w:val="14"/>
         </w:rPr>
-        <w:t>_________________________________________________________________________________</w:t>
+        <w:t>———————————————————————————————————————————————————————————————————————————</w:t>
       </w:r>
     </w:p>
     <w:p>
@@ -242,9 +242,9 @@
       <w:r>
         <w:rPr>
           <w:color w:val="C8D2E1"/>
-          <w:sz w:val="16"/>
+          <w:sz w:val="14"/>
         </w:rPr>
-        <w:t>_________________________________________________________________________________</w:t>
+        <w:t>———————————————————————————————————————————————————————————————————————————</w:t>
       </w:r>
     </w:p>
     <w:p>
@@ -296,6 +296,7 @@
       <w:tblPr>
         <w:tblW w:type="auto" w:w="0"/>
         <w:jc w:val="center"/>
+        <w:tblLayout w:type="fixed"/>
         <w:tblLook w:firstColumn="1" w:firstRow="1" w:lastColumn="0" w:lastRow="0" w:noHBand="0" w:noVBand="1" w:val="04A0"/>
         <w:tblBorders>
           <w:top w:val="single" w:sz="4" w:space="0" w:color="E2E8F0"/>
@@ -307,12 +308,12 @@
         </w:tblBorders>
       </w:tblPr>
       <w:tblGrid>
-        <w:gridCol w:w="9029"/>
+        <w:gridCol w:w="9605"/>
       </w:tblGrid>
       <w:tr>
         <w:tc>
           <w:tcPr>
-            <w:tcW w:type="dxa" w:w="9029"/>
+            <w:tcW w:type="dxa" w:w="9504"/>
             <w:shd w:fill="F8F9FA"/>
             <w:tcMar>
               <w:top w:w="100" w:type="dxa"/>
@@ -329,7 +330,7 @@
               <w:rPr>
                 <w:rFonts w:ascii="Consolas" w:hAnsi="Consolas"/>
                 <w:color w:val="282828"/>
-                <w:sz w:val="18"/>
+                <w:sz w:val="17"/>
               </w:rPr>
               <w:t>┌────────────────────────────────────────────────────────────────────────────────────────────────────────┐</w:t>
               <w:br/>
@@ -419,9 +420,9 @@
       <w:r>
         <w:rPr>
           <w:color w:val="C8D2E1"/>
-          <w:sz w:val="16"/>
+          <w:sz w:val="14"/>
         </w:rPr>
-        <w:t>_________________________________________________________________________________</w:t>
+        <w:t>———————————————————————————————————————————————————————————————————————————</w:t>
       </w:r>
     </w:p>
     <w:p>
@@ -455,10 +456,10 @@
         </w:tblBorders>
       </w:tblPr>
       <w:tblGrid>
-        <w:gridCol w:w="2257"/>
-        <w:gridCol w:w="2257"/>
-        <w:gridCol w:w="2257"/>
-        <w:gridCol w:w="2257"/>
+        <w:gridCol w:w="2401"/>
+        <w:gridCol w:w="2401"/>
+        <w:gridCol w:w="2401"/>
+        <w:gridCol w:w="2401"/>
       </w:tblGrid>
       <w:tr>
         <w:trPr>
@@ -468,7 +469,7 @@
         </w:trPr>
         <w:tc>
           <w:tcPr>
-            <w:tcW w:type="dxa" w:w="2257"/>
+            <w:tcW w:type="dxa" w:w="2401"/>
             <w:vAlign w:val="center"/>
             <w:shd w:fill="1F3864"/>
             <w:tcMar>
@@ -496,7 +497,7 @@
         </w:tc>
         <w:tc>
           <w:tcPr>
-            <w:tcW w:type="dxa" w:w="2257"/>
+            <w:tcW w:type="dxa" w:w="2401"/>
             <w:vAlign w:val="center"/>
             <w:shd w:fill="1F3864"/>
             <w:tcMar>
@@ -524,7 +525,7 @@
         </w:tc>
         <w:tc>
           <w:tcPr>
-            <w:tcW w:type="dxa" w:w="2257"/>
+            <w:tcW w:type="dxa" w:w="2401"/>
             <w:vAlign w:val="center"/>
             <w:shd w:fill="1F3864"/>
             <w:tcMar>
@@ -552,7 +553,7 @@
         </w:tc>
         <w:tc>
           <w:tcPr>
-            <w:tcW w:type="dxa" w:w="2257"/>
+            <w:tcW w:type="dxa" w:w="2401"/>
             <w:vAlign w:val="center"/>
             <w:shd w:fill="1F3864"/>
             <w:tcMar>
@@ -585,14 +586,14 @@
         </w:trPr>
         <w:tc>
           <w:tcPr>
-            <w:tcW w:type="dxa" w:w="2257"/>
+            <w:tcW w:type="dxa" w:w="2401"/>
             <w:vAlign w:val="center"/>
             <w:shd w:fill="FFFFFF"/>
             <w:tcMar>
-              <w:top w:w="80" w:type="dxa"/>
-              <w:bottom w:w="80" w:type="dxa"/>
-              <w:left w:w="100" w:type="dxa"/>
-              <w:right w:w="100" w:type="dxa"/>
+              <w:top w:w="70" w:type="dxa"/>
+              <w:bottom w:w="70" w:type="dxa"/>
+              <w:left w:w="90" w:type="dxa"/>
+              <w:right w:w="90" w:type="dxa"/>
             </w:tcMar>
           </w:tcPr>
           <w:p>
@@ -638,14 +639,14 @@
         </w:tc>
         <w:tc>
           <w:tcPr>
-            <w:tcW w:type="dxa" w:w="2257"/>
+            <w:tcW w:type="dxa" w:w="2401"/>
             <w:vAlign w:val="center"/>
             <w:shd w:fill="FFFFFF"/>
             <w:tcMar>
-              <w:top w:w="80" w:type="dxa"/>
-              <w:bottom w:w="80" w:type="dxa"/>
-              <w:left w:w="100" w:type="dxa"/>
-              <w:right w:w="100" w:type="dxa"/>
+              <w:top w:w="70" w:type="dxa"/>
+              <w:bottom w:w="70" w:type="dxa"/>
+              <w:left w:w="90" w:type="dxa"/>
+              <w:right w:w="90" w:type="dxa"/>
             </w:tcMar>
           </w:tcPr>
           <w:p>
@@ -665,14 +666,14 @@
         </w:tc>
         <w:tc>
           <w:tcPr>
-            <w:tcW w:type="dxa" w:w="2257"/>
+            <w:tcW w:type="dxa" w:w="2401"/>
             <w:vAlign w:val="center"/>
             <w:shd w:fill="FFFFFF"/>
             <w:tcMar>
-              <w:top w:w="80" w:type="dxa"/>
-              <w:bottom w:w="80" w:type="dxa"/>
-              <w:left w:w="100" w:type="dxa"/>
-              <w:right w:w="100" w:type="dxa"/>
+              <w:top w:w="70" w:type="dxa"/>
+              <w:bottom w:w="70" w:type="dxa"/>
+              <w:left w:w="90" w:type="dxa"/>
+              <w:right w:w="90" w:type="dxa"/>
             </w:tcMar>
           </w:tcPr>
           <w:p>
@@ -752,14 +753,14 @@
         </w:tc>
         <w:tc>
           <w:tcPr>
-            <w:tcW w:type="dxa" w:w="2257"/>
+            <w:tcW w:type="dxa" w:w="2401"/>
             <w:vAlign w:val="center"/>
             <w:shd w:fill="FFFFFF"/>
             <w:tcMar>
-              <w:top w:w="80" w:type="dxa"/>
-              <w:bottom w:w="80" w:type="dxa"/>
-              <w:left w:w="100" w:type="dxa"/>
-              <w:right w:w="100" w:type="dxa"/>
+              <w:top w:w="70" w:type="dxa"/>
+              <w:bottom w:w="70" w:type="dxa"/>
+              <w:left w:w="90" w:type="dxa"/>
+              <w:right w:w="90" w:type="dxa"/>
             </w:tcMar>
           </w:tcPr>
           <w:p>
@@ -792,14 +793,14 @@
         </w:trPr>
         <w:tc>
           <w:tcPr>
-            <w:tcW w:type="dxa" w:w="2257"/>
+            <w:tcW w:type="dxa" w:w="2401"/>
             <w:vAlign w:val="center"/>
             <w:shd w:fill="F2F5F9"/>
             <w:tcMar>
-              <w:top w:w="80" w:type="dxa"/>
-              <w:bottom w:w="80" w:type="dxa"/>
-              <w:left w:w="100" w:type="dxa"/>
-              <w:right w:w="100" w:type="dxa"/>
+              <w:top w:w="70" w:type="dxa"/>
+              <w:bottom w:w="70" w:type="dxa"/>
+              <w:left w:w="90" w:type="dxa"/>
+              <w:right w:w="90" w:type="dxa"/>
             </w:tcMar>
           </w:tcPr>
           <w:p>
@@ -845,14 +846,14 @@
         </w:tc>
         <w:tc>
           <w:tcPr>
-            <w:tcW w:type="dxa" w:w="2257"/>
+            <w:tcW w:type="dxa" w:w="2401"/>
             <w:vAlign w:val="center"/>
             <w:shd w:fill="F2F5F9"/>
             <w:tcMar>
-              <w:top w:w="80" w:type="dxa"/>
-              <w:bottom w:w="80" w:type="dxa"/>
-              <w:left w:w="100" w:type="dxa"/>
-              <w:right w:w="100" w:type="dxa"/>
+              <w:top w:w="70" w:type="dxa"/>
+              <w:bottom w:w="70" w:type="dxa"/>
+              <w:left w:w="90" w:type="dxa"/>
+              <w:right w:w="90" w:type="dxa"/>
             </w:tcMar>
           </w:tcPr>
           <w:p>
@@ -889,14 +890,14 @@
         </w:tc>
         <w:tc>
           <w:tcPr>
-            <w:tcW w:type="dxa" w:w="2257"/>
+            <w:tcW w:type="dxa" w:w="2401"/>
             <w:vAlign w:val="center"/>
             <w:shd w:fill="F2F5F9"/>
             <w:tcMar>
-              <w:top w:w="80" w:type="dxa"/>
-              <w:bottom w:w="80" w:type="dxa"/>
-              <w:left w:w="100" w:type="dxa"/>
-              <w:right w:w="100" w:type="dxa"/>
+              <w:top w:w="70" w:type="dxa"/>
+              <w:bottom w:w="70" w:type="dxa"/>
+              <w:left w:w="90" w:type="dxa"/>
+              <w:right w:w="90" w:type="dxa"/>
             </w:tcMar>
           </w:tcPr>
           <w:p>
@@ -976,14 +977,14 @@
         </w:tc>
         <w:tc>
           <w:tcPr>
-            <w:tcW w:type="dxa" w:w="2257"/>
+            <w:tcW w:type="dxa" w:w="2401"/>
             <w:vAlign w:val="center"/>
             <w:shd w:fill="F2F5F9"/>
             <w:tcMar>
-              <w:top w:w="80" w:type="dxa"/>
-              <w:bottom w:w="80" w:type="dxa"/>
-              <w:left w:w="100" w:type="dxa"/>
-              <w:right w:w="100" w:type="dxa"/>
+              <w:top w:w="70" w:type="dxa"/>
+              <w:bottom w:w="70" w:type="dxa"/>
+              <w:left w:w="90" w:type="dxa"/>
+              <w:right w:w="90" w:type="dxa"/>
             </w:tcMar>
           </w:tcPr>
           <w:p>
@@ -1016,14 +1017,14 @@
         </w:trPr>
         <w:tc>
           <w:tcPr>
-            <w:tcW w:type="dxa" w:w="2257"/>
+            <w:tcW w:type="dxa" w:w="2401"/>
             <w:vAlign w:val="center"/>
             <w:shd w:fill="FFFFFF"/>
             <w:tcMar>
-              <w:top w:w="80" w:type="dxa"/>
-              <w:bottom w:w="80" w:type="dxa"/>
-              <w:left w:w="100" w:type="dxa"/>
-              <w:right w:w="100" w:type="dxa"/>
+              <w:top w:w="70" w:type="dxa"/>
+              <w:bottom w:w="70" w:type="dxa"/>
+              <w:left w:w="90" w:type="dxa"/>
+              <w:right w:w="90" w:type="dxa"/>
             </w:tcMar>
           </w:tcPr>
           <w:p>
@@ -1086,14 +1087,14 @@
         </w:tc>
         <w:tc>
           <w:tcPr>
-            <w:tcW w:type="dxa" w:w="2257"/>
+            <w:tcW w:type="dxa" w:w="2401"/>
             <w:vAlign w:val="center"/>
             <w:shd w:fill="FFFFFF"/>
             <w:tcMar>
-              <w:top w:w="80" w:type="dxa"/>
-              <w:bottom w:w="80" w:type="dxa"/>
-              <w:left w:w="100" w:type="dxa"/>
-              <w:right w:w="100" w:type="dxa"/>
+              <w:top w:w="70" w:type="dxa"/>
+              <w:bottom w:w="70" w:type="dxa"/>
+              <w:left w:w="90" w:type="dxa"/>
+              <w:right w:w="90" w:type="dxa"/>
             </w:tcMar>
           </w:tcPr>
           <w:p>
@@ -1130,14 +1131,14 @@
         </w:tc>
         <w:tc>
           <w:tcPr>
-            <w:tcW w:type="dxa" w:w="2257"/>
+            <w:tcW w:type="dxa" w:w="2401"/>
             <w:vAlign w:val="center"/>
             <w:shd w:fill="FFFFFF"/>
             <w:tcMar>
-              <w:top w:w="80" w:type="dxa"/>
-              <w:bottom w:w="80" w:type="dxa"/>
-              <w:left w:w="100" w:type="dxa"/>
-              <w:right w:w="100" w:type="dxa"/>
+              <w:top w:w="70" w:type="dxa"/>
+              <w:bottom w:w="70" w:type="dxa"/>
+              <w:left w:w="90" w:type="dxa"/>
+              <w:right w:w="90" w:type="dxa"/>
             </w:tcMar>
           </w:tcPr>
           <w:p>
@@ -1200,14 +1201,14 @@
         </w:tc>
         <w:tc>
           <w:tcPr>
-            <w:tcW w:type="dxa" w:w="2257"/>
+            <w:tcW w:type="dxa" w:w="2401"/>
             <w:vAlign w:val="center"/>
             <w:shd w:fill="FFFFFF"/>
             <w:tcMar>
-              <w:top w:w="80" w:type="dxa"/>
-              <w:bottom w:w="80" w:type="dxa"/>
-              <w:left w:w="100" w:type="dxa"/>
-              <w:right w:w="100" w:type="dxa"/>
+              <w:top w:w="70" w:type="dxa"/>
+              <w:bottom w:w="70" w:type="dxa"/>
+              <w:left w:w="90" w:type="dxa"/>
+              <w:right w:w="90" w:type="dxa"/>
             </w:tcMar>
           </w:tcPr>
           <w:p>
@@ -1240,14 +1241,14 @@
         </w:trPr>
         <w:tc>
           <w:tcPr>
-            <w:tcW w:type="dxa" w:w="2257"/>
+            <w:tcW w:type="dxa" w:w="2401"/>
             <w:vAlign w:val="center"/>
             <w:shd w:fill="F2F5F9"/>
             <w:tcMar>
-              <w:top w:w="80" w:type="dxa"/>
-              <w:bottom w:w="80" w:type="dxa"/>
-              <w:left w:w="100" w:type="dxa"/>
-              <w:right w:w="100" w:type="dxa"/>
+              <w:top w:w="70" w:type="dxa"/>
+              <w:bottom w:w="70" w:type="dxa"/>
+              <w:left w:w="90" w:type="dxa"/>
+              <w:right w:w="90" w:type="dxa"/>
             </w:tcMar>
           </w:tcPr>
           <w:p>
@@ -1310,14 +1311,14 @@
         </w:tc>
         <w:tc>
           <w:tcPr>
-            <w:tcW w:type="dxa" w:w="2257"/>
+            <w:tcW w:type="dxa" w:w="2401"/>
             <w:vAlign w:val="center"/>
             <w:shd w:fill="F2F5F9"/>
             <w:tcMar>
-              <w:top w:w="80" w:type="dxa"/>
-              <w:bottom w:w="80" w:type="dxa"/>
-              <w:left w:w="100" w:type="dxa"/>
-              <w:right w:w="100" w:type="dxa"/>
+              <w:top w:w="70" w:type="dxa"/>
+              <w:bottom w:w="70" w:type="dxa"/>
+              <w:left w:w="90" w:type="dxa"/>
+              <w:right w:w="90" w:type="dxa"/>
             </w:tcMar>
           </w:tcPr>
           <w:p>
@@ -1337,14 +1338,14 @@
         </w:tc>
         <w:tc>
           <w:tcPr>
-            <w:tcW w:type="dxa" w:w="2257"/>
+            <w:tcW w:type="dxa" w:w="2401"/>
             <w:vAlign w:val="center"/>
             <w:shd w:fill="F2F5F9"/>
             <w:tcMar>
-              <w:top w:w="80" w:type="dxa"/>
-              <w:bottom w:w="80" w:type="dxa"/>
-              <w:left w:w="100" w:type="dxa"/>
-              <w:right w:w="100" w:type="dxa"/>
+              <w:top w:w="70" w:type="dxa"/>
+              <w:bottom w:w="70" w:type="dxa"/>
+              <w:left w:w="90" w:type="dxa"/>
+              <w:right w:w="90" w:type="dxa"/>
             </w:tcMar>
           </w:tcPr>
           <w:p>
@@ -1407,14 +1408,14 @@
         </w:tc>
         <w:tc>
           <w:tcPr>
-            <w:tcW w:type="dxa" w:w="2257"/>
+            <w:tcW w:type="dxa" w:w="2401"/>
             <w:vAlign w:val="center"/>
             <w:shd w:fill="F2F5F9"/>
             <w:tcMar>
-              <w:top w:w="80" w:type="dxa"/>
-              <w:bottom w:w="80" w:type="dxa"/>
-              <w:left w:w="100" w:type="dxa"/>
-              <w:right w:w="100" w:type="dxa"/>
+              <w:top w:w="70" w:type="dxa"/>
+              <w:bottom w:w="70" w:type="dxa"/>
+              <w:left w:w="90" w:type="dxa"/>
+              <w:right w:w="90" w:type="dxa"/>
             </w:tcMar>
           </w:tcPr>
           <w:p>
@@ -1463,14 +1464,14 @@
         </w:trPr>
         <w:tc>
           <w:tcPr>
-            <w:tcW w:type="dxa" w:w="2257"/>
+            <w:tcW w:type="dxa" w:w="2401"/>
             <w:vAlign w:val="center"/>
             <w:shd w:fill="FFFFFF"/>
             <w:tcMar>
-              <w:top w:w="80" w:type="dxa"/>
-              <w:bottom w:w="80" w:type="dxa"/>
-              <w:left w:w="100" w:type="dxa"/>
-              <w:right w:w="100" w:type="dxa"/>
+              <w:top w:w="70" w:type="dxa"/>
+              <w:bottom w:w="70" w:type="dxa"/>
+              <w:left w:w="90" w:type="dxa"/>
+              <w:right w:w="90" w:type="dxa"/>
             </w:tcMar>
           </w:tcPr>
           <w:p>
@@ -1516,14 +1517,14 @@
         </w:tc>
         <w:tc>
           <w:tcPr>
-            <w:tcW w:type="dxa" w:w="2257"/>
+            <w:tcW w:type="dxa" w:w="2401"/>
             <w:vAlign w:val="center"/>
             <w:shd w:fill="FFFFFF"/>
             <w:tcMar>
-              <w:top w:w="80" w:type="dxa"/>
-              <w:bottom w:w="80" w:type="dxa"/>
-              <w:left w:w="100" w:type="dxa"/>
-              <w:right w:w="100" w:type="dxa"/>
+              <w:top w:w="70" w:type="dxa"/>
+              <w:bottom w:w="70" w:type="dxa"/>
+              <w:left w:w="90" w:type="dxa"/>
+              <w:right w:w="90" w:type="dxa"/>
             </w:tcMar>
           </w:tcPr>
           <w:p>
@@ -1543,14 +1544,14 @@
         </w:tc>
         <w:tc>
           <w:tcPr>
-            <w:tcW w:type="dxa" w:w="2257"/>
+            <w:tcW w:type="dxa" w:w="2401"/>
             <w:vAlign w:val="center"/>
             <w:shd w:fill="FFFFFF"/>
             <w:tcMar>
-              <w:top w:w="80" w:type="dxa"/>
-              <w:bottom w:w="80" w:type="dxa"/>
-              <w:left w:w="100" w:type="dxa"/>
-              <w:right w:w="100" w:type="dxa"/>
+              <w:top w:w="70" w:type="dxa"/>
+              <w:bottom w:w="70" w:type="dxa"/>
+              <w:left w:w="90" w:type="dxa"/>
+              <w:right w:w="90" w:type="dxa"/>
             </w:tcMar>
           </w:tcPr>
           <w:p>
@@ -1621,14 +1622,14 @@
         </w:tc>
         <w:tc>
           <w:tcPr>
-            <w:tcW w:type="dxa" w:w="2257"/>
+            <w:tcW w:type="dxa" w:w="2401"/>
             <w:vAlign w:val="center"/>
             <w:shd w:fill="FFFFFF"/>
             <w:tcMar>
-              <w:top w:w="80" w:type="dxa"/>
-              <w:bottom w:w="80" w:type="dxa"/>
-              <w:left w:w="100" w:type="dxa"/>
-              <w:right w:w="100" w:type="dxa"/>
+              <w:top w:w="70" w:type="dxa"/>
+              <w:bottom w:w="70" w:type="dxa"/>
+              <w:left w:w="90" w:type="dxa"/>
+              <w:right w:w="90" w:type="dxa"/>
             </w:tcMar>
           </w:tcPr>
           <w:p>
@@ -1658,7 +1659,7 @@
     </w:tbl>
     <w:p>
       <w:pPr>
-        <w:spacing w:after="120"/>
+        <w:spacing w:after="100"/>
       </w:pPr>
     </w:p>
     <w:p>
@@ -1668,9 +1669,9 @@
       <w:r>
         <w:rPr>
           <w:color w:val="C8D2E1"/>
-          <w:sz w:val="16"/>
+          <w:sz w:val="14"/>
         </w:rPr>
-        <w:t>_________________________________________________________________________________</w:t>
+        <w:t>———————————————————————————————————————————————————————————————————————————</w:t>
       </w:r>
     </w:p>
     <w:p>
@@ -1705,6 +1706,7 @@
       <w:tblPr>
         <w:tblW w:type="auto" w:w="0"/>
         <w:jc w:val="center"/>
+        <w:tblLayout w:type="fixed"/>
         <w:tblLook w:firstColumn="1" w:firstRow="1" w:lastColumn="0" w:lastRow="0" w:noHBand="0" w:noVBand="1" w:val="04A0"/>
         <w:tblBorders>
           <w:top w:val="single" w:sz="4" w:space="0" w:color="E2E8F0"/>
@@ -1716,12 +1718,12 @@
         </w:tblBorders>
       </w:tblPr>
       <w:tblGrid>
-        <w:gridCol w:w="9029"/>
+        <w:gridCol w:w="9605"/>
       </w:tblGrid>
       <w:tr>
         <w:tc>
           <w:tcPr>
-            <w:tcW w:type="dxa" w:w="9029"/>
+            <w:tcW w:type="dxa" w:w="9504"/>
             <w:shd w:fill="F8F9FA"/>
             <w:tcMar>
               <w:top w:w="100" w:type="dxa"/>
@@ -1738,7 +1740,7 @@
               <w:rPr>
                 <w:rFonts w:ascii="Consolas" w:hAnsi="Consolas"/>
                 <w:color w:val="282828"/>
-                <w:sz w:val="18"/>
+                <w:sz w:val="17"/>
               </w:rPr>
               <w:t>graph TD</w:t>
               <w:br/>
@@ -1854,9 +1856,9 @@
       <w:r>
         <w:rPr>
           <w:color w:val="C8D2E1"/>
-          <w:sz w:val="16"/>
+          <w:sz w:val="14"/>
         </w:rPr>
-        <w:t>_________________________________________________________________________________</w:t>
+        <w:t>———————————————————————————————————————————————————————————————————————————</w:t>
       </w:r>
     </w:p>
     <w:p>
@@ -1903,11 +1905,11 @@
         </w:tblBorders>
       </w:tblPr>
       <w:tblGrid>
-        <w:gridCol w:w="1806"/>
-        <w:gridCol w:w="1806"/>
-        <w:gridCol w:w="1806"/>
-        <w:gridCol w:w="1806"/>
-        <w:gridCol w:w="1806"/>
+        <w:gridCol w:w="1921"/>
+        <w:gridCol w:w="1921"/>
+        <w:gridCol w:w="1921"/>
+        <w:gridCol w:w="1921"/>
+        <w:gridCol w:w="1921"/>
       </w:tblGrid>
       <w:tr>
         <w:trPr>
@@ -1917,7 +1919,7 @@
         </w:trPr>
         <w:tc>
           <w:tcPr>
-            <w:tcW w:type="dxa" w:w="1806"/>
+            <w:tcW w:type="dxa" w:w="1921"/>
             <w:vAlign w:val="center"/>
             <w:shd w:fill="1F3864"/>
             <w:tcMar>
@@ -1945,7 +1947,7 @@
         </w:tc>
         <w:tc>
           <w:tcPr>
-            <w:tcW w:type="dxa" w:w="1806"/>
+            <w:tcW w:type="dxa" w:w="1921"/>
             <w:vAlign w:val="center"/>
             <w:shd w:fill="1F3864"/>
             <w:tcMar>
@@ -1973,7 +1975,7 @@
         </w:tc>
         <w:tc>
           <w:tcPr>
-            <w:tcW w:type="dxa" w:w="1806"/>
+            <w:tcW w:type="dxa" w:w="1921"/>
             <w:vAlign w:val="center"/>
             <w:shd w:fill="1F3864"/>
             <w:tcMar>
@@ -2001,7 +2003,7 @@
         </w:tc>
         <w:tc>
           <w:tcPr>
-            <w:tcW w:type="dxa" w:w="1806"/>
+            <w:tcW w:type="dxa" w:w="1921"/>
             <w:vAlign w:val="center"/>
             <w:shd w:fill="1F3864"/>
             <w:tcMar>
@@ -2029,7 +2031,7 @@
         </w:tc>
         <w:tc>
           <w:tcPr>
-            <w:tcW w:type="dxa" w:w="1806"/>
+            <w:tcW w:type="dxa" w:w="1921"/>
             <w:vAlign w:val="center"/>
             <w:shd w:fill="1F3864"/>
             <w:tcMar>
@@ -2062,14 +2064,14 @@
         </w:trPr>
         <w:tc>
           <w:tcPr>
-            <w:tcW w:type="dxa" w:w="1806"/>
+            <w:tcW w:type="dxa" w:w="1921"/>
             <w:vAlign w:val="center"/>
             <w:shd w:fill="FFFFFF"/>
             <w:tcMar>
-              <w:top w:w="80" w:type="dxa"/>
-              <w:bottom w:w="80" w:type="dxa"/>
-              <w:left w:w="100" w:type="dxa"/>
-              <w:right w:w="100" w:type="dxa"/>
+              <w:top w:w="70" w:type="dxa"/>
+              <w:bottom w:w="70" w:type="dxa"/>
+              <w:left w:w="90" w:type="dxa"/>
+              <w:right w:w="90" w:type="dxa"/>
             </w:tcMar>
           </w:tcPr>
           <w:p>
@@ -2089,14 +2091,14 @@
         </w:tc>
         <w:tc>
           <w:tcPr>
-            <w:tcW w:type="dxa" w:w="1806"/>
+            <w:tcW w:type="dxa" w:w="1921"/>
             <w:vAlign w:val="center"/>
             <w:shd w:fill="FFFFFF"/>
             <w:tcMar>
-              <w:top w:w="80" w:type="dxa"/>
-              <w:bottom w:w="80" w:type="dxa"/>
-              <w:left w:w="100" w:type="dxa"/>
-              <w:right w:w="100" w:type="dxa"/>
+              <w:top w:w="70" w:type="dxa"/>
+              <w:bottom w:w="70" w:type="dxa"/>
+              <w:left w:w="90" w:type="dxa"/>
+              <w:right w:w="90" w:type="dxa"/>
             </w:tcMar>
           </w:tcPr>
           <w:p>
@@ -2124,14 +2126,14 @@
         </w:tc>
         <w:tc>
           <w:tcPr>
-            <w:tcW w:type="dxa" w:w="1806"/>
+            <w:tcW w:type="dxa" w:w="1921"/>
             <w:vAlign w:val="center"/>
             <w:shd w:fill="FFFFFF"/>
             <w:tcMar>
-              <w:top w:w="80" w:type="dxa"/>
-              <w:bottom w:w="80" w:type="dxa"/>
-              <w:left w:w="100" w:type="dxa"/>
-              <w:right w:w="100" w:type="dxa"/>
+              <w:top w:w="70" w:type="dxa"/>
+              <w:bottom w:w="70" w:type="dxa"/>
+              <w:left w:w="90" w:type="dxa"/>
+              <w:right w:w="90" w:type="dxa"/>
             </w:tcMar>
           </w:tcPr>
           <w:p>
@@ -2184,14 +2186,14 @@
         </w:tc>
         <w:tc>
           <w:tcPr>
-            <w:tcW w:type="dxa" w:w="1806"/>
+            <w:tcW w:type="dxa" w:w="1921"/>
             <w:vAlign w:val="center"/>
             <w:shd w:fill="FFFFFF"/>
             <w:tcMar>
-              <w:top w:w="80" w:type="dxa"/>
-              <w:bottom w:w="80" w:type="dxa"/>
-              <w:left w:w="100" w:type="dxa"/>
-              <w:right w:w="100" w:type="dxa"/>
+              <w:top w:w="70" w:type="dxa"/>
+              <w:bottom w:w="70" w:type="dxa"/>
+              <w:left w:w="90" w:type="dxa"/>
+              <w:right w:w="90" w:type="dxa"/>
             </w:tcMar>
           </w:tcPr>
           <w:p>
@@ -2269,14 +2271,14 @@
         </w:tc>
         <w:tc>
           <w:tcPr>
-            <w:tcW w:type="dxa" w:w="1806"/>
+            <w:tcW w:type="dxa" w:w="1921"/>
             <w:vAlign w:val="center"/>
             <w:shd w:fill="FFFFFF"/>
             <w:tcMar>
-              <w:top w:w="80" w:type="dxa"/>
-              <w:bottom w:w="80" w:type="dxa"/>
-              <w:left w:w="100" w:type="dxa"/>
-              <w:right w:w="100" w:type="dxa"/>
+              <w:top w:w="70" w:type="dxa"/>
+              <w:bottom w:w="70" w:type="dxa"/>
+              <w:left w:w="90" w:type="dxa"/>
+              <w:right w:w="90" w:type="dxa"/>
             </w:tcMar>
           </w:tcPr>
           <w:p>
@@ -2301,14 +2303,14 @@
         </w:trPr>
         <w:tc>
           <w:tcPr>
-            <w:tcW w:type="dxa" w:w="1806"/>
+            <w:tcW w:type="dxa" w:w="1921"/>
             <w:vAlign w:val="center"/>
             <w:shd w:fill="F2F5F9"/>
             <w:tcMar>
-              <w:top w:w="80" w:type="dxa"/>
-              <w:bottom w:w="80" w:type="dxa"/>
-              <w:left w:w="100" w:type="dxa"/>
-              <w:right w:w="100" w:type="dxa"/>
+              <w:top w:w="70" w:type="dxa"/>
+              <w:bottom w:w="70" w:type="dxa"/>
+              <w:left w:w="90" w:type="dxa"/>
+              <w:right w:w="90" w:type="dxa"/>
             </w:tcMar>
           </w:tcPr>
           <w:p>
@@ -2328,14 +2330,14 @@
         </w:tc>
         <w:tc>
           <w:tcPr>
-            <w:tcW w:type="dxa" w:w="1806"/>
+            <w:tcW w:type="dxa" w:w="1921"/>
             <w:vAlign w:val="center"/>
             <w:shd w:fill="F2F5F9"/>
             <w:tcMar>
-              <w:top w:w="80" w:type="dxa"/>
-              <w:bottom w:w="80" w:type="dxa"/>
-              <w:left w:w="100" w:type="dxa"/>
-              <w:right w:w="100" w:type="dxa"/>
+              <w:top w:w="70" w:type="dxa"/>
+              <w:bottom w:w="70" w:type="dxa"/>
+              <w:left w:w="90" w:type="dxa"/>
+              <w:right w:w="90" w:type="dxa"/>
             </w:tcMar>
           </w:tcPr>
           <w:p>
@@ -2363,14 +2365,14 @@
         </w:tc>
         <w:tc>
           <w:tcPr>
-            <w:tcW w:type="dxa" w:w="1806"/>
+            <w:tcW w:type="dxa" w:w="1921"/>
             <w:vAlign w:val="center"/>
             <w:shd w:fill="F2F5F9"/>
             <w:tcMar>
-              <w:top w:w="80" w:type="dxa"/>
-              <w:bottom w:w="80" w:type="dxa"/>
-              <w:left w:w="100" w:type="dxa"/>
-              <w:right w:w="100" w:type="dxa"/>
+              <w:top w:w="70" w:type="dxa"/>
+              <w:bottom w:w="70" w:type="dxa"/>
+              <w:left w:w="90" w:type="dxa"/>
+              <w:right w:w="90" w:type="dxa"/>
             </w:tcMar>
           </w:tcPr>
           <w:p>
@@ -2423,14 +2425,14 @@
         </w:tc>
         <w:tc>
           <w:tcPr>
-            <w:tcW w:type="dxa" w:w="1806"/>
+            <w:tcW w:type="dxa" w:w="1921"/>
             <w:vAlign w:val="center"/>
             <w:shd w:fill="F2F5F9"/>
             <w:tcMar>
-              <w:top w:w="80" w:type="dxa"/>
-              <w:bottom w:w="80" w:type="dxa"/>
-              <w:left w:w="100" w:type="dxa"/>
-              <w:right w:w="100" w:type="dxa"/>
+              <w:top w:w="70" w:type="dxa"/>
+              <w:bottom w:w="70" w:type="dxa"/>
+              <w:left w:w="90" w:type="dxa"/>
+              <w:right w:w="90" w:type="dxa"/>
             </w:tcMar>
           </w:tcPr>
           <w:p>
@@ -2492,14 +2494,14 @@
         </w:tc>
         <w:tc>
           <w:tcPr>
-            <w:tcW w:type="dxa" w:w="1806"/>
+            <w:tcW w:type="dxa" w:w="1921"/>
             <w:vAlign w:val="center"/>
             <w:shd w:fill="F2F5F9"/>
             <w:tcMar>
-              <w:top w:w="80" w:type="dxa"/>
-              <w:bottom w:w="80" w:type="dxa"/>
-              <w:left w:w="100" w:type="dxa"/>
-              <w:right w:w="100" w:type="dxa"/>
+              <w:top w:w="70" w:type="dxa"/>
+              <w:bottom w:w="70" w:type="dxa"/>
+              <w:left w:w="90" w:type="dxa"/>
+              <w:right w:w="90" w:type="dxa"/>
             </w:tcMar>
           </w:tcPr>
           <w:p>
@@ -2524,14 +2526,14 @@
         </w:trPr>
         <w:tc>
           <w:tcPr>
-            <w:tcW w:type="dxa" w:w="1806"/>
+            <w:tcW w:type="dxa" w:w="1921"/>
             <w:vAlign w:val="center"/>
             <w:shd w:fill="FFFFFF"/>
             <w:tcMar>
-              <w:top w:w="80" w:type="dxa"/>
-              <w:bottom w:w="80" w:type="dxa"/>
-              <w:left w:w="100" w:type="dxa"/>
-              <w:right w:w="100" w:type="dxa"/>
+              <w:top w:w="70" w:type="dxa"/>
+              <w:bottom w:w="70" w:type="dxa"/>
+              <w:left w:w="90" w:type="dxa"/>
+              <w:right w:w="90" w:type="dxa"/>
             </w:tcMar>
           </w:tcPr>
           <w:p>
@@ -2551,14 +2553,14 @@
         </w:tc>
         <w:tc>
           <w:tcPr>
-            <w:tcW w:type="dxa" w:w="1806"/>
+            <w:tcW w:type="dxa" w:w="1921"/>
             <w:vAlign w:val="center"/>
             <w:shd w:fill="FFFFFF"/>
             <w:tcMar>
-              <w:top w:w="80" w:type="dxa"/>
-              <w:bottom w:w="80" w:type="dxa"/>
-              <w:left w:w="100" w:type="dxa"/>
-              <w:right w:w="100" w:type="dxa"/>
+              <w:top w:w="70" w:type="dxa"/>
+              <w:bottom w:w="70" w:type="dxa"/>
+              <w:left w:w="90" w:type="dxa"/>
+              <w:right w:w="90" w:type="dxa"/>
             </w:tcMar>
           </w:tcPr>
           <w:p>
@@ -2586,14 +2588,14 @@
         </w:tc>
         <w:tc>
           <w:tcPr>
-            <w:tcW w:type="dxa" w:w="1806"/>
+            <w:tcW w:type="dxa" w:w="1921"/>
             <w:vAlign w:val="center"/>
             <w:shd w:fill="FFFFFF"/>
             <w:tcMar>
-              <w:top w:w="80" w:type="dxa"/>
-              <w:bottom w:w="80" w:type="dxa"/>
-              <w:left w:w="100" w:type="dxa"/>
-              <w:right w:w="100" w:type="dxa"/>
+              <w:top w:w="70" w:type="dxa"/>
+              <w:bottom w:w="70" w:type="dxa"/>
+              <w:left w:w="90" w:type="dxa"/>
+              <w:right w:w="90" w:type="dxa"/>
             </w:tcMar>
           </w:tcPr>
           <w:p>
@@ -2646,14 +2648,14 @@
         </w:tc>
         <w:tc>
           <w:tcPr>
-            <w:tcW w:type="dxa" w:w="1806"/>
+            <w:tcW w:type="dxa" w:w="1921"/>
             <w:vAlign w:val="center"/>
             <w:shd w:fill="FFFFFF"/>
             <w:tcMar>
-              <w:top w:w="80" w:type="dxa"/>
-              <w:bottom w:w="80" w:type="dxa"/>
-              <w:left w:w="100" w:type="dxa"/>
-              <w:right w:w="100" w:type="dxa"/>
+              <w:top w:w="70" w:type="dxa"/>
+              <w:bottom w:w="70" w:type="dxa"/>
+              <w:left w:w="90" w:type="dxa"/>
+              <w:right w:w="90" w:type="dxa"/>
             </w:tcMar>
           </w:tcPr>
           <w:p>
@@ -2715,14 +2717,14 @@
         </w:tc>
         <w:tc>
           <w:tcPr>
-            <w:tcW w:type="dxa" w:w="1806"/>
+            <w:tcW w:type="dxa" w:w="1921"/>
             <w:vAlign w:val="center"/>
             <w:shd w:fill="FFFFFF"/>
             <w:tcMar>
-              <w:top w:w="80" w:type="dxa"/>
-              <w:bottom w:w="80" w:type="dxa"/>
-              <w:left w:w="100" w:type="dxa"/>
-              <w:right w:w="100" w:type="dxa"/>
+              <w:top w:w="70" w:type="dxa"/>
+              <w:bottom w:w="70" w:type="dxa"/>
+              <w:left w:w="90" w:type="dxa"/>
+              <w:right w:w="90" w:type="dxa"/>
             </w:tcMar>
           </w:tcPr>
           <w:p>
@@ -2747,14 +2749,14 @@
         </w:trPr>
         <w:tc>
           <w:tcPr>
-            <w:tcW w:type="dxa" w:w="1806"/>
+            <w:tcW w:type="dxa" w:w="1921"/>
             <w:vAlign w:val="center"/>
             <w:shd w:fill="F2F5F9"/>
             <w:tcMar>
-              <w:top w:w="80" w:type="dxa"/>
-              <w:bottom w:w="80" w:type="dxa"/>
-              <w:left w:w="100" w:type="dxa"/>
-              <w:right w:w="100" w:type="dxa"/>
+              <w:top w:w="70" w:type="dxa"/>
+              <w:bottom w:w="70" w:type="dxa"/>
+              <w:left w:w="90" w:type="dxa"/>
+              <w:right w:w="90" w:type="dxa"/>
             </w:tcMar>
           </w:tcPr>
           <w:p>
@@ -2774,14 +2776,14 @@
         </w:tc>
         <w:tc>
           <w:tcPr>
-            <w:tcW w:type="dxa" w:w="1806"/>
+            <w:tcW w:type="dxa" w:w="1921"/>
             <w:vAlign w:val="center"/>
             <w:shd w:fill="F2F5F9"/>
             <w:tcMar>
-              <w:top w:w="80" w:type="dxa"/>
-              <w:bottom w:w="80" w:type="dxa"/>
-              <w:left w:w="100" w:type="dxa"/>
-              <w:right w:w="100" w:type="dxa"/>
+              <w:top w:w="70" w:type="dxa"/>
+              <w:bottom w:w="70" w:type="dxa"/>
+              <w:left w:w="90" w:type="dxa"/>
+              <w:right w:w="90" w:type="dxa"/>
             </w:tcMar>
           </w:tcPr>
           <w:p>
@@ -2809,14 +2811,14 @@
         </w:tc>
         <w:tc>
           <w:tcPr>
-            <w:tcW w:type="dxa" w:w="1806"/>
+            <w:tcW w:type="dxa" w:w="1921"/>
             <w:vAlign w:val="center"/>
             <w:shd w:fill="F2F5F9"/>
             <w:tcMar>
-              <w:top w:w="80" w:type="dxa"/>
-              <w:bottom w:w="80" w:type="dxa"/>
-              <w:left w:w="100" w:type="dxa"/>
-              <w:right w:w="100" w:type="dxa"/>
+              <w:top w:w="70" w:type="dxa"/>
+              <w:bottom w:w="70" w:type="dxa"/>
+              <w:left w:w="90" w:type="dxa"/>
+              <w:right w:w="90" w:type="dxa"/>
             </w:tcMar>
           </w:tcPr>
           <w:p>
@@ -2869,14 +2871,14 @@
         </w:tc>
         <w:tc>
           <w:tcPr>
-            <w:tcW w:type="dxa" w:w="1806"/>
+            <w:tcW w:type="dxa" w:w="1921"/>
             <w:vAlign w:val="center"/>
             <w:shd w:fill="F2F5F9"/>
             <w:tcMar>
-              <w:top w:w="80" w:type="dxa"/>
-              <w:bottom w:w="80" w:type="dxa"/>
-              <w:left w:w="100" w:type="dxa"/>
-              <w:right w:w="100" w:type="dxa"/>
+              <w:top w:w="70" w:type="dxa"/>
+              <w:bottom w:w="70" w:type="dxa"/>
+              <w:left w:w="90" w:type="dxa"/>
+              <w:right w:w="90" w:type="dxa"/>
             </w:tcMar>
           </w:tcPr>
           <w:p>
@@ -2954,14 +2956,14 @@
         </w:tc>
         <w:tc>
           <w:tcPr>
-            <w:tcW w:type="dxa" w:w="1806"/>
+            <w:tcW w:type="dxa" w:w="1921"/>
             <w:vAlign w:val="center"/>
             <w:shd w:fill="F2F5F9"/>
             <w:tcMar>
-              <w:top w:w="80" w:type="dxa"/>
-              <w:bottom w:w="80" w:type="dxa"/>
-              <w:left w:w="100" w:type="dxa"/>
-              <w:right w:w="100" w:type="dxa"/>
+              <w:top w:w="70" w:type="dxa"/>
+              <w:bottom w:w="70" w:type="dxa"/>
+              <w:left w:w="90" w:type="dxa"/>
+              <w:right w:w="90" w:type="dxa"/>
             </w:tcMar>
           </w:tcPr>
           <w:p>
@@ -2986,14 +2988,14 @@
         </w:trPr>
         <w:tc>
           <w:tcPr>
-            <w:tcW w:type="dxa" w:w="1806"/>
+            <w:tcW w:type="dxa" w:w="1921"/>
             <w:vAlign w:val="center"/>
             <w:shd w:fill="FFFFFF"/>
             <w:tcMar>
-              <w:top w:w="80" w:type="dxa"/>
-              <w:bottom w:w="80" w:type="dxa"/>
-              <w:left w:w="100" w:type="dxa"/>
-              <w:right w:w="100" w:type="dxa"/>
+              <w:top w:w="70" w:type="dxa"/>
+              <w:bottom w:w="70" w:type="dxa"/>
+              <w:left w:w="90" w:type="dxa"/>
+              <w:right w:w="90" w:type="dxa"/>
             </w:tcMar>
           </w:tcPr>
           <w:p>
@@ -3013,14 +3015,14 @@
         </w:tc>
         <w:tc>
           <w:tcPr>
-            <w:tcW w:type="dxa" w:w="1806"/>
+            <w:tcW w:type="dxa" w:w="1921"/>
             <w:vAlign w:val="center"/>
             <w:shd w:fill="FFFFFF"/>
             <w:tcMar>
-              <w:top w:w="80" w:type="dxa"/>
-              <w:bottom w:w="80" w:type="dxa"/>
-              <w:left w:w="100" w:type="dxa"/>
-              <w:right w:w="100" w:type="dxa"/>
+              <w:top w:w="70" w:type="dxa"/>
+              <w:bottom w:w="70" w:type="dxa"/>
+              <w:left w:w="90" w:type="dxa"/>
+              <w:right w:w="90" w:type="dxa"/>
             </w:tcMar>
           </w:tcPr>
           <w:p>
@@ -3048,14 +3050,14 @@
         </w:tc>
         <w:tc>
           <w:tcPr>
-            <w:tcW w:type="dxa" w:w="1806"/>
+            <w:tcW w:type="dxa" w:w="1921"/>
             <w:vAlign w:val="center"/>
             <w:shd w:fill="FFFFFF"/>
             <w:tcMar>
-              <w:top w:w="80" w:type="dxa"/>
-              <w:bottom w:w="80" w:type="dxa"/>
-              <w:left w:w="100" w:type="dxa"/>
-              <w:right w:w="100" w:type="dxa"/>
+              <w:top w:w="70" w:type="dxa"/>
+              <w:bottom w:w="70" w:type="dxa"/>
+              <w:left w:w="90" w:type="dxa"/>
+              <w:right w:w="90" w:type="dxa"/>
             </w:tcMar>
           </w:tcPr>
           <w:p>
@@ -3108,14 +3110,14 @@
         </w:tc>
         <w:tc>
           <w:tcPr>
-            <w:tcW w:type="dxa" w:w="1806"/>
+            <w:tcW w:type="dxa" w:w="1921"/>
             <w:vAlign w:val="center"/>
             <w:shd w:fill="FFFFFF"/>
             <w:tcMar>
-              <w:top w:w="80" w:type="dxa"/>
-              <w:bottom w:w="80" w:type="dxa"/>
-              <w:left w:w="100" w:type="dxa"/>
-              <w:right w:w="100" w:type="dxa"/>
+              <w:top w:w="70" w:type="dxa"/>
+              <w:bottom w:w="70" w:type="dxa"/>
+              <w:left w:w="90" w:type="dxa"/>
+              <w:right w:w="90" w:type="dxa"/>
             </w:tcMar>
           </w:tcPr>
           <w:p>
@@ -3177,14 +3179,14 @@
         </w:tc>
         <w:tc>
           <w:tcPr>
-            <w:tcW w:type="dxa" w:w="1806"/>
+            <w:tcW w:type="dxa" w:w="1921"/>
             <w:vAlign w:val="center"/>
             <w:shd w:fill="FFFFFF"/>
             <w:tcMar>
-              <w:top w:w="80" w:type="dxa"/>
-              <w:bottom w:w="80" w:type="dxa"/>
-              <w:left w:w="100" w:type="dxa"/>
-              <w:right w:w="100" w:type="dxa"/>
+              <w:top w:w="70" w:type="dxa"/>
+              <w:bottom w:w="70" w:type="dxa"/>
+              <w:left w:w="90" w:type="dxa"/>
+              <w:right w:w="90" w:type="dxa"/>
             </w:tcMar>
           </w:tcPr>
           <w:p>
@@ -3225,14 +3227,14 @@
         </w:trPr>
         <w:tc>
           <w:tcPr>
-            <w:tcW w:type="dxa" w:w="1806"/>
+            <w:tcW w:type="dxa" w:w="1921"/>
             <w:vAlign w:val="center"/>
             <w:shd w:fill="F2F5F9"/>
             <w:tcMar>
-              <w:top w:w="80" w:type="dxa"/>
-              <w:bottom w:w="80" w:type="dxa"/>
-              <w:left w:w="100" w:type="dxa"/>
-              <w:right w:w="100" w:type="dxa"/>
+              <w:top w:w="70" w:type="dxa"/>
+              <w:bottom w:w="70" w:type="dxa"/>
+              <w:left w:w="90" w:type="dxa"/>
+              <w:right w:w="90" w:type="dxa"/>
             </w:tcMar>
           </w:tcPr>
           <w:p>
@@ -3252,14 +3254,14 @@
         </w:tc>
         <w:tc>
           <w:tcPr>
-            <w:tcW w:type="dxa" w:w="1806"/>
+            <w:tcW w:type="dxa" w:w="1921"/>
             <w:vAlign w:val="center"/>
             <w:shd w:fill="F2F5F9"/>
             <w:tcMar>
-              <w:top w:w="80" w:type="dxa"/>
-              <w:bottom w:w="80" w:type="dxa"/>
-              <w:left w:w="100" w:type="dxa"/>
-              <w:right w:w="100" w:type="dxa"/>
+              <w:top w:w="70" w:type="dxa"/>
+              <w:bottom w:w="70" w:type="dxa"/>
+              <w:left w:w="90" w:type="dxa"/>
+              <w:right w:w="90" w:type="dxa"/>
             </w:tcMar>
           </w:tcPr>
           <w:p>
@@ -3287,14 +3289,14 @@
         </w:tc>
         <w:tc>
           <w:tcPr>
-            <w:tcW w:type="dxa" w:w="1806"/>
+            <w:tcW w:type="dxa" w:w="1921"/>
             <w:vAlign w:val="center"/>
             <w:shd w:fill="F2F5F9"/>
             <w:tcMar>
-              <w:top w:w="80" w:type="dxa"/>
-              <w:bottom w:w="80" w:type="dxa"/>
-              <w:left w:w="100" w:type="dxa"/>
-              <w:right w:w="100" w:type="dxa"/>
+              <w:top w:w="70" w:type="dxa"/>
+              <w:bottom w:w="70" w:type="dxa"/>
+              <w:left w:w="90" w:type="dxa"/>
+              <w:right w:w="90" w:type="dxa"/>
             </w:tcMar>
           </w:tcPr>
           <w:p>
@@ -3347,14 +3349,14 @@
         </w:tc>
         <w:tc>
           <w:tcPr>
-            <w:tcW w:type="dxa" w:w="1806"/>
+            <w:tcW w:type="dxa" w:w="1921"/>
             <w:vAlign w:val="center"/>
             <w:shd w:fill="F2F5F9"/>
             <w:tcMar>
-              <w:top w:w="80" w:type="dxa"/>
-              <w:bottom w:w="80" w:type="dxa"/>
-              <w:left w:w="100" w:type="dxa"/>
-              <w:right w:w="100" w:type="dxa"/>
+              <w:top w:w="70" w:type="dxa"/>
+              <w:bottom w:w="70" w:type="dxa"/>
+              <w:left w:w="90" w:type="dxa"/>
+              <w:right w:w="90" w:type="dxa"/>
             </w:tcMar>
           </w:tcPr>
           <w:p>
@@ -3416,14 +3418,14 @@
         </w:tc>
         <w:tc>
           <w:tcPr>
-            <w:tcW w:type="dxa" w:w="1806"/>
+            <w:tcW w:type="dxa" w:w="1921"/>
             <w:vAlign w:val="center"/>
             <w:shd w:fill="F2F5F9"/>
             <w:tcMar>
-              <w:top w:w="80" w:type="dxa"/>
-              <w:bottom w:w="80" w:type="dxa"/>
-              <w:left w:w="100" w:type="dxa"/>
-              <w:right w:w="100" w:type="dxa"/>
+              <w:top w:w="70" w:type="dxa"/>
+              <w:bottom w:w="70" w:type="dxa"/>
+              <w:left w:w="90" w:type="dxa"/>
+              <w:right w:w="90" w:type="dxa"/>
             </w:tcMar>
           </w:tcPr>
           <w:p>
@@ -3448,14 +3450,14 @@
         </w:trPr>
         <w:tc>
           <w:tcPr>
-            <w:tcW w:type="dxa" w:w="1806"/>
+            <w:tcW w:type="dxa" w:w="1921"/>
             <w:vAlign w:val="center"/>
             <w:shd w:fill="FFFFFF"/>
             <w:tcMar>
-              <w:top w:w="80" w:type="dxa"/>
-              <w:bottom w:w="80" w:type="dxa"/>
-              <w:left w:w="100" w:type="dxa"/>
-              <w:right w:w="100" w:type="dxa"/>
+              <w:top w:w="70" w:type="dxa"/>
+              <w:bottom w:w="70" w:type="dxa"/>
+              <w:left w:w="90" w:type="dxa"/>
+              <w:right w:w="90" w:type="dxa"/>
             </w:tcMar>
           </w:tcPr>
           <w:p>
@@ -3475,14 +3477,14 @@
         </w:tc>
         <w:tc>
           <w:tcPr>
-            <w:tcW w:type="dxa" w:w="1806"/>
+            <w:tcW w:type="dxa" w:w="1921"/>
             <w:vAlign w:val="center"/>
             <w:shd w:fill="FFFFFF"/>
             <w:tcMar>
-              <w:top w:w="80" w:type="dxa"/>
-              <w:bottom w:w="80" w:type="dxa"/>
-              <w:left w:w="100" w:type="dxa"/>
-              <w:right w:w="100" w:type="dxa"/>
+              <w:top w:w="70" w:type="dxa"/>
+              <w:bottom w:w="70" w:type="dxa"/>
+              <w:left w:w="90" w:type="dxa"/>
+              <w:right w:w="90" w:type="dxa"/>
             </w:tcMar>
           </w:tcPr>
           <w:p>
@@ -3510,14 +3512,14 @@
         </w:tc>
         <w:tc>
           <w:tcPr>
-            <w:tcW w:type="dxa" w:w="1806"/>
+            <w:tcW w:type="dxa" w:w="1921"/>
             <w:vAlign w:val="center"/>
             <w:shd w:fill="FFFFFF"/>
             <w:tcMar>
-              <w:top w:w="80" w:type="dxa"/>
-              <w:bottom w:w="80" w:type="dxa"/>
-              <w:left w:w="100" w:type="dxa"/>
-              <w:right w:w="100" w:type="dxa"/>
+              <w:top w:w="70" w:type="dxa"/>
+              <w:bottom w:w="70" w:type="dxa"/>
+              <w:left w:w="90" w:type="dxa"/>
+              <w:right w:w="90" w:type="dxa"/>
             </w:tcMar>
           </w:tcPr>
           <w:p>
@@ -3570,14 +3572,14 @@
         </w:tc>
         <w:tc>
           <w:tcPr>
-            <w:tcW w:type="dxa" w:w="1806"/>
+            <w:tcW w:type="dxa" w:w="1921"/>
             <w:vAlign w:val="center"/>
             <w:shd w:fill="FFFFFF"/>
             <w:tcMar>
-              <w:top w:w="80" w:type="dxa"/>
-              <w:bottom w:w="80" w:type="dxa"/>
-              <w:left w:w="100" w:type="dxa"/>
-              <w:right w:w="100" w:type="dxa"/>
+              <w:top w:w="70" w:type="dxa"/>
+              <w:bottom w:w="70" w:type="dxa"/>
+              <w:left w:w="90" w:type="dxa"/>
+              <w:right w:w="90" w:type="dxa"/>
             </w:tcMar>
           </w:tcPr>
           <w:p>
@@ -3655,14 +3657,14 @@
         </w:tc>
         <w:tc>
           <w:tcPr>
-            <w:tcW w:type="dxa" w:w="1806"/>
+            <w:tcW w:type="dxa" w:w="1921"/>
             <w:vAlign w:val="center"/>
             <w:shd w:fill="FFFFFF"/>
             <w:tcMar>
-              <w:top w:w="80" w:type="dxa"/>
-              <w:bottom w:w="80" w:type="dxa"/>
-              <w:left w:w="100" w:type="dxa"/>
-              <w:right w:w="100" w:type="dxa"/>
+              <w:top w:w="70" w:type="dxa"/>
+              <w:bottom w:w="70" w:type="dxa"/>
+              <w:left w:w="90" w:type="dxa"/>
+              <w:right w:w="90" w:type="dxa"/>
             </w:tcMar>
           </w:tcPr>
           <w:p>
@@ -3684,7 +3686,7 @@
     </w:tbl>
     <w:p>
       <w:pPr>
-        <w:spacing w:after="120"/>
+        <w:spacing w:after="100"/>
       </w:pPr>
     </w:p>
     <w:p>
@@ -3694,9 +3696,9 @@
       <w:r>
         <w:rPr>
           <w:color w:val="C8D2E1"/>
-          <w:sz w:val="16"/>
+          <w:sz w:val="14"/>
         </w:rPr>
-        <w:t>_________________________________________________________________________________</w:t>
+        <w:t>———————————————————————————————————————————————————————————————————————————</w:t>
       </w:r>
     </w:p>
     <w:p>
@@ -3731,6 +3733,7 @@
       <w:tblPr>
         <w:tblW w:type="auto" w:w="0"/>
         <w:jc w:val="center"/>
+        <w:tblLayout w:type="fixed"/>
         <w:tblLook w:firstColumn="1" w:firstRow="1" w:lastColumn="0" w:lastRow="0" w:noHBand="0" w:noVBand="1" w:val="04A0"/>
         <w:tblBorders>
           <w:top w:val="single" w:sz="4" w:space="0" w:color="E2E8F0"/>
@@ -3742,12 +3745,12 @@
         </w:tblBorders>
       </w:tblPr>
       <w:tblGrid>
-        <w:gridCol w:w="9029"/>
+        <w:gridCol w:w="9605"/>
       </w:tblGrid>
       <w:tr>
         <w:tc>
           <w:tcPr>
-            <w:tcW w:type="dxa" w:w="9029"/>
+            <w:tcW w:type="dxa" w:w="9504"/>
             <w:shd w:fill="F8F9FA"/>
             <w:tcMar>
               <w:top w:w="100" w:type="dxa"/>
@@ -3764,7 +3767,7 @@
               <w:rPr>
                 <w:rFonts w:ascii="Consolas" w:hAnsi="Consolas"/>
                 <w:color w:val="282828"/>
-                <w:sz w:val="18"/>
+                <w:sz w:val="17"/>
               </w:rPr>
               <w:t>========================================================================================</w:t>
               <w:br/>
@@ -3817,9 +3820,9 @@
       <w:r>
         <w:rPr>
           <w:color w:val="C8D2E1"/>
-          <w:sz w:val="16"/>
+          <w:sz w:val="14"/>
         </w:rPr>
-        <w:t>_________________________________________________________________________________</w:t>
+        <w:t>———————————————————————————————————————————————————————————————————————————</w:t>
       </w:r>
     </w:p>
     <w:p>
@@ -4239,9 +4242,9 @@
       <w:r>
         <w:rPr>
           <w:color w:val="C8D2E1"/>
-          <w:sz w:val="16"/>
+          <w:sz w:val="14"/>
         </w:rPr>
-        <w:t>_________________________________________________________________________________</w:t>
+        <w:t>———————————————————————————————————————————————————————————————————————————</w:t>
       </w:r>
     </w:p>
     <w:p>
@@ -4259,13 +4262,53 @@
       </w:r>
     </w:p>
     <w:sectPr>
+      <w:headerReference w:type="default" r:id="rId9"/>
+      <w:footerReference w:type="default" r:id="rId10"/>
       <w:pgSz w:w="11909" w:h="16834"/>
-      <w:pgMar w:top="1440" w:right="1440" w:bottom="1440" w:left="1440" w:header="720" w:footer="720" w:gutter="0"/>
+      <w:pgMar w:top="1152" w:right="1152" w:bottom="1152" w:left="1152" w:header="720" w:footer="720" w:gutter="0"/>
       <w:cols w:space="720"/>
       <w:docGrid w:linePitch="360"/>
     </w:sectPr>
   </w:body>
 </w:document>
+</file>
+
+<file path=word/footer1.xml><?xml version="1.0" encoding="utf-8"?>
+<w:ftr xmlns:m="http://schemas.openxmlformats.org/officeDocument/2006/math" xmlns:mc="http://schemas.openxmlformats.org/markup-compatibility/2006" xmlns:mo="http://schemas.microsoft.com/office/mac/office/2008/main" xmlns:mv="urn:schemas-microsoft-com:mac:vml" xmlns:o="urn:schemas-microsoft-com:office:office" xmlns:r="http://schemas.openxmlformats.org/officeDocument/2006/relationships" xmlns:v="urn:schemas-microsoft-com:vml" xmlns:w10="urn:schemas-microsoft-com:office:word" xmlns:w14="http://schemas.microsoft.com/office/word/2010/wordml" xmlns:w="http://schemas.openxmlformats.org/wordprocessingml/2006/main" xmlns:wne="http://schemas.microsoft.com/office/word/2006/wordml" xmlns:wp14="http://schemas.microsoft.com/office/word/2010/wordprocessingDrawing" xmlns:wp="http://schemas.openxmlformats.org/drawingml/2006/wordprocessingDrawing" xmlns:wpc="http://schemas.microsoft.com/office/word/2010/wordprocessingCanvas" xmlns:wpg="http://schemas.microsoft.com/office/word/2010/wordprocessingGroup" xmlns:wpi="http://schemas.microsoft.com/office/word/2010/wordprocessingInk" xmlns:wps="http://schemas.microsoft.com/office/word/2010/wordprocessingShape" mc:Ignorable="w14 wp14">
+  <w:p>
+    <w:pPr>
+      <w:pStyle w:val="Footer"/>
+      <w:jc w:val="left"/>
+    </w:pPr>
+    <w:r>
+      <w:rPr>
+        <w:rFonts w:ascii="Calibri" w:hAnsi="Calibri"/>
+        <w:color w:val="646464"/>
+        <w:sz w:val="17"/>
+      </w:rPr>
+      <w:t>Buku Kurikulum KPT-OBE SISTEKIN 2026  |  FSTI Universitas Widyagama Malang</w:t>
+    </w:r>
+  </w:p>
+</w:ftr>
+</file>
+
+<file path=word/header1.xml><?xml version="1.0" encoding="utf-8"?>
+<w:hdr xmlns:m="http://schemas.openxmlformats.org/officeDocument/2006/math" xmlns:mc="http://schemas.openxmlformats.org/markup-compatibility/2006" xmlns:mo="http://schemas.microsoft.com/office/mac/office/2008/main" xmlns:mv="urn:schemas-microsoft-com:mac:vml" xmlns:o="urn:schemas-microsoft-com:office:office" xmlns:r="http://schemas.openxmlformats.org/officeDocument/2006/relationships" xmlns:v="urn:schemas-microsoft-com:vml" xmlns:w10="urn:schemas-microsoft-com:office:word" xmlns:w14="http://schemas.microsoft.com/office/word/2010/wordml" xmlns:w="http://schemas.openxmlformats.org/wordprocessingml/2006/main" xmlns:wne="http://schemas.microsoft.com/office/word/2006/wordml" xmlns:wp14="http://schemas.microsoft.com/office/word/2010/wordprocessingDrawing" xmlns:wp="http://schemas.openxmlformats.org/drawingml/2006/wordprocessingDrawing" xmlns:wpc="http://schemas.microsoft.com/office/word/2010/wordprocessingCanvas" xmlns:wpg="http://schemas.microsoft.com/office/word/2010/wordprocessingGroup" xmlns:wpi="http://schemas.microsoft.com/office/word/2010/wordprocessingInk" xmlns:wps="http://schemas.microsoft.com/office/word/2010/wordprocessingShape" mc:Ignorable="w14 wp14">
+  <w:p>
+    <w:pPr>
+      <w:pStyle w:val="Header"/>
+      <w:jc w:val="right"/>
+    </w:pPr>
+    <w:r>
+      <w:rPr>
+        <w:rFonts w:ascii="Calibri" w:hAnsi="Calibri"/>
+        <w:color w:val="646464"/>
+        <w:sz w:val="17"/>
+      </w:rPr>
+      <w:t>PROGRAM STUDI SISTEM DAN TEKNOLOGI INFORMASI (SISTEKIN) — FSTI UWG</w:t>
+    </w:r>
+  </w:p>
+</w:hdr>
 </file>
 
 <file path=word/numbering.xml><?xml version="1.0" encoding="utf-8"?>
